--- a/docs/Inventory Analyzer - User Guide.docx
+++ b/docs/Inventory Analyzer - User Guide.docx
@@ -242,6 +242,30 @@
     <w:p>
       <w:pPr>
         <w:pStyle w:val="FirstParagraph"/>
+      </w:pPr>
+      <w:r>
+        <w:t xml:space="preserve">Need help later? Open</w:t>
+      </w:r>
+      <w:r>
+        <w:t xml:space="preserve"> </w:t>
+      </w:r>
+      <w:r>
+        <w:rPr>
+          <w:bCs/>
+          <w:b/>
+        </w:rPr>
+        <w:t xml:space="preserve">Help &amp; Documents</w:t>
+      </w:r>
+      <w:r>
+        <w:t xml:space="preserve"> </w:t>
+      </w:r>
+      <w:r>
+        <w:t xml:space="preserve">in the left menu for this guide and the others, or download them as PDF or Word.</w:t>
+      </w:r>
+    </w:p>
+    <w:p>
+      <w:pPr>
+        <w:pStyle w:val="BodyText"/>
       </w:pPr>
       <w:r>
         <w:t xml:space="preserve">Want to look around first? Click</w:t>
@@ -2322,6 +2346,77 @@
                 <w:sz w:val="19"/>
               </w:rPr>
               <w:t xml:space="preserve">Restore defaults; clear stored history</w:t>
+            </w:r>
+          </w:p>
+        </w:tc>
+      </w:tr>
+      <w:tr>
+        <w:tc>
+          <w:tcPr>
+            <w:tcMar>
+              <w:top w:w="70" w:type="dxa"/>
+              <w:bottom w:w="70" w:type="dxa"/>
+              <w:left w:w="100" w:type="dxa"/>
+              <w:right w:w="100" w:type="dxa"/>
+            </w:tcMar>
+          </w:tcPr>
+          <w:p>
+            <w:pPr>
+              <w:pStyle w:val="Compact"/>
+              <w:spacing w:after="0" w:before="0"/>
+              <w:jc w:val="left"/>
+            </w:pPr>
+            <w:r>
+              <w:rPr>
+                <w:sz w:val="19"/>
+              </w:rPr>
+              <w:t xml:space="preserve">Help &amp; Documents</w:t>
+            </w:r>
+          </w:p>
+        </w:tc>
+        <w:tc>
+          <w:tcPr>
+            <w:tcMar>
+              <w:top w:w="70" w:type="dxa"/>
+              <w:bottom w:w="70" w:type="dxa"/>
+              <w:left w:w="100" w:type="dxa"/>
+              <w:right w:w="100" w:type="dxa"/>
+            </w:tcMar>
+          </w:tcPr>
+          <w:p>
+            <w:pPr>
+              <w:pStyle w:val="Compact"/>
+              <w:spacing w:after="0" w:before="0"/>
+              <w:jc w:val="left"/>
+            </w:pPr>
+            <w:r>
+              <w:rPr>
+                <w:sz w:val="19"/>
+              </w:rPr>
+              <w:t xml:space="preserve">This User Guide, the Setup &amp; Administration Guide and the Release Notes, inside the app</w:t>
+            </w:r>
+          </w:p>
+        </w:tc>
+        <w:tc>
+          <w:tcPr>
+            <w:tcMar>
+              <w:top w:w="70" w:type="dxa"/>
+              <w:bottom w:w="70" w:type="dxa"/>
+              <w:left w:w="100" w:type="dxa"/>
+              <w:right w:w="100" w:type="dxa"/>
+            </w:tcMar>
+          </w:tcPr>
+          <w:p>
+            <w:pPr>
+              <w:pStyle w:val="Compact"/>
+              <w:spacing w:after="0" w:before="0"/>
+              <w:jc w:val="left"/>
+            </w:pPr>
+            <w:r>
+              <w:rPr>
+                <w:sz w:val="19"/>
+              </w:rPr>
+              <w:t xml:space="preserve">Read them; download each as PDF or Word</w:t>
             </w:r>
           </w:p>
         </w:tc>
